--- a/cross_regional_electricity_forecasting/submission/declarations_template.docx
+++ b/cross_regional_electricity_forecasting/submission/declarations_template.docx
@@ -26,7 +26,7 @@
           <w:b w:val="0"/>
           <w:i w:val="0"/>
         </w:rPr>
-        <w:t>This study uses publicly available data only. The EIA Form 930 hourly balancing-authority data, as processed by the Public Utility Data Liberation project (Catalyst Cooperative), release v2026.10.0, are available from the PUDL public data bucket (`s3://pudl.catalyst.coop/stable/`, retrieved 16 October 2026) and the corresponding Zenodo archive (DOI 10.5281/zenodo.22525116). The original EIA data are a U.S. Government work in the public domain; PUDL outputs are licensed CC-BY-4.0. The download script verifies SHA-256 checksums of the exact files used. Derived predictions, metrics and tables are included in the code repository and supplementary archive. [AUTHOR ACTION: insert the permanent repository/DOI link for the code and derived data, e.g. a Zenodo release of the repository.]</w:t>
+        <w:t>This study uses publicly available data only. The EIA Form 930 hourly balancing-authority data, as processed by the Public Utility Data Liberation project (Catalyst Cooperative), release v2026.10.0, are available from the PUDL public data bucket (`s3://pudl.catalyst.coop/stable/`, retrieved 16 October 2026) and the corresponding Zenodo archive (DOI 10.5281/zenodo.22525116). The original EIA data are a U.S. Government work in the public domain; PUDL outputs are licensed CC-BY-4.0. The download script verifies SHA-256 checksums of the exact files used. Derived metrics and tables are included in the code repository; compact test-period predictions are provided as a separate archive (predictions_supplement.zip) for deposit with the code release [AUTHOR ACTION]. [AUTHOR ACTION: insert the permanent repository/DOI link for the code and derived data, e.g. a Zenodo release of the repository.]</w:t>
       </w:r>
     </w:p>
     <w:p>
